--- a/projects/valuepickr-open-screen/docs/AGI Infra.docx
+++ b/projects/valuepickr-open-screen/docs/AGI Infra.docx
@@ -2675,6 +2675,171 @@
           <w:szCs w:val="18"/>
         </w:rPr>
         <w:t xml:space="preserve">This is independent research and analysis for informational purposes only, not personalized financial or investment advice. Past multi-bagger performance and forum/social sentiment are not indicators of future returns. Do your own due diligence before investing.</w:t>
+      </w:r>
+    </w:p>
+    <w:p/>
+    <w:p>
+      <w:r>
+        <w:rPr>
+          <w:b/>
+          <w:sz w:val="28"/>
+        </w:rPr>
+        <w:t>🔄 RESEARCH UPDATE - 2026-10-05</w:t>
+      </w:r>
+    </w:p>
+    <w:p>
+      <w:r>
+        <w:rPr>
+          <w:b/>
+        </w:rPr>
+        <w:t>📊 Key Metrics:</w:t>
+      </w:r>
+    </w:p>
+    <w:p>
+      <w:pPr>
+        <w:ind w:left="360"/>
+      </w:pPr>
+      <w:r>
+        <w:t xml:space="preserve">  • Company: AGI Infra Ltd</w:t>
+      </w:r>
+    </w:p>
+    <w:p>
+      <w:pPr>
+        <w:ind w:left="360"/>
+      </w:pPr>
+      <w:r>
+        <w:t xml:space="preserve">  • Conviction: Not rated</w:t>
+      </w:r>
+    </w:p>
+    <w:p>
+      <w:pPr>
+        <w:ind w:left="360"/>
+      </w:pPr>
+      <w:r>
+        <w:t xml:space="preserve">  • Thesis: neither</w:t>
+      </w:r>
+    </w:p>
+    <w:p>
+      <w:pPr>
+        <w:ind w:left="360"/>
+      </w:pPr>
+      <w:r>
+        <w:t xml:space="preserve">  • 4-Box Score: 1.5</w:t>
+      </w:r>
+    </w:p>
+    <w:p>
+      <w:pPr>
+        <w:ind w:left="360"/>
+      </w:pPr>
+      <w:r>
+        <w:t xml:space="preserve">  • Research Date: 2026-09-02</w:t>
+      </w:r>
+    </w:p>
+    <w:p>
+      <w:pPr>
+        <w:ind w:left="360"/>
+      </w:pPr>
+      <w:r>
+        <w:t xml:space="preserve">  • Red Flag: None</w:t>
+      </w:r>
+    </w:p>
+    <w:p/>
+    <w:p>
+      <w:r>
+        <w:rPr>
+          <w:b/>
+        </w:rPr>
+        <w:t>📝 Verdict:</w:t>
+      </w:r>
+    </w:p>
+    <w:p>
+      <w:pPr>
+        <w:ind w:left="360"/>
+      </w:pPr>
+      <w:r>
+        <w:t>Quality regional Punjab developer at a full 34x multiple with decelerating reported growth; pipeline optionality is real but a slow multi-year absorption story, not a 2-3yr or 100x path</w:t>
+      </w:r>
+    </w:p>
+    <w:p/>
+    <w:p>
+      <w:r>
+        <w:rPr>
+          <w:b/>
+        </w:rPr>
+        <w:t>📈 Bull Case:</w:t>
+      </w:r>
+    </w:p>
+    <w:p>
+      <w:pPr>
+        <w:ind w:left="360"/>
+      </w:pPr>
+      <w:r>
+        <w:t>High-quality regional developer: ROE ~25%, ROCE ~21%, zero promoter pledge, low D/E ~0.36 - a balance-sheet-repaired survivor of the post-2018 Punjab consolidation</w:t>
+      </w:r>
+    </w:p>
+    <w:p>
+      <w:pPr>
+        <w:ind w:left="360"/>
+      </w:pPr>
+      <w:r>
+        <w:t>Large embedded pipeline: ~9.8 msf / ~Rs 5,120 Cr GDV planned FY26-30 on ~12.2 msf land reserves, plus an ongoing 66.79 lakh sq ft portfolio already ~62% pre-sold (Rs 1,137 Cr booked) with collections still to flow</w:t>
+      </w:r>
+    </w:p>
+    <w:p>
+      <w:pPr>
+        <w:ind w:left="360"/>
+      </w:pPr>
+      <w:r>
+        <w:t>First genuine institutional validation: FII holding up from ~0% to 4.68% across 27 investors in four quarters via the Rs 75 Cr QIP; Nuvama initiated with a Buy</w:t>
+      </w:r>
+    </w:p>
+    <w:p>
+      <w:pPr>
+        <w:ind w:left="360"/>
+      </w:pPr>
+      <w:r>
+        <w:t>Percentage-completion accounting means reported revenue lags booked pre-sales by 3-4 years, so recognised revenue understates contracted momentum</w:t>
+      </w:r>
+    </w:p>
+    <w:p/>
+    <w:p>
+      <w:r>
+        <w:rPr>
+          <w:b/>
+        </w:rPr>
+        <w:t>📉 Bear Case:</w:t>
+      </w:r>
+    </w:p>
+    <w:p>
+      <w:pPr>
+        <w:ind w:left="360"/>
+      </w:pPr>
+      <w:r>
+        <w:t>Reported growth has decelerated hard - FY26 revenue +8.5% YoY, Q1 FY27 flat YoY - against a full 34x trailing P/E that needs 30%+ EPS CAGR to be fair; the multiple is leaning entirely on un-booked pipeline 3-5 years out</w:t>
+      </w:r>
+    </w:p>
+    <w:p>
+      <w:pPr>
+        <w:ind w:left="360"/>
+      </w:pPr>
+      <w:r>
+        <w:t>Weak cash conversion (FY26 OCF Rs 27 Cr vs PAT Rs 95 Cr; FY25 OCF negative) and working-capital days up to ~149 from ~45; growth is being funded by QIP + debt, not internal accruals</w:t>
+      </w:r>
+    </w:p>
+    <w:p>
+      <w:pPr>
+        <w:ind w:left="360"/>
+      </w:pPr>
+      <w:r>
+        <w:t>Governance: recurring material related-party transactions with promoter-linked AGI Construction Pvt Ltd (MD Sukhdev Singh Khinda has indirect interest) for construction work on the company's own projects - member approval sought Aug 2025</w:t>
+      </w:r>
+    </w:p>
+    <w:p>
+      <w:pPr>
+        <w:ind w:left="360"/>
+      </w:pPr>
+      <w:r>
+        <w:t>Single-region (Punjab) concentration; execution/absorption/approval-timeline dependent; zero DII holding and the company's own ValuePickr thread still has one post of independent scrutiny</w:t>
       </w:r>
     </w:p>
     <w:sectPr>
